--- a/week3/AI_support/quiz3.docx
+++ b/week3/AI_support/quiz3.docx
@@ -31,7 +31,6 @@
       <w:pPr>
         <w:jc w:val="center"/>
         <w:rPr>
-          <w:rFonts w:hint="eastAsia"/>
           <w:b/>
           <w:bCs/>
         </w:rPr>
@@ -40,6 +39,7 @@
         <w:rPr>
           <w:b/>
           <w:bCs/>
+          <w:noProof/>
         </w:rPr>
         <w:drawing>
           <wp:inline distT="0" distB="0" distL="0" distR="0" wp14:anchorId="5D28BAA3" wp14:editId="0EC6254F">
@@ -66,6 +66,247 @@
                     <a:xfrm>
                       <a:off x="0" y="0"/>
                       <a:ext cx="4320000" cy="1185842"/>
+                    </a:xfrm>
+                    <a:prstGeom prst="rect">
+                      <a:avLst/>
+                    </a:prstGeom>
+                  </pic:spPr>
+                </pic:pic>
+              </a:graphicData>
+            </a:graphic>
+          </wp:inline>
+        </w:drawing>
+      </w:r>
+    </w:p>
+    <w:p>
+      <w:pPr>
+        <w:jc w:val="center"/>
+        <w:rPr>
+          <w:b/>
+          <w:bCs/>
+        </w:rPr>
+      </w:pPr>
+      <w:r>
+        <w:rPr>
+          <w:rFonts w:hint="eastAsia"/>
+          <w:b/>
+          <w:bCs/>
+        </w:rPr>
+        <w:t xml:space="preserve">QUIZ 3 </w:t>
+      </w:r>
+      <w:r>
+        <w:rPr>
+          <w:rFonts w:hint="eastAsia"/>
+          <w:b/>
+          <w:bCs/>
+        </w:rPr>
+        <w:t>進階</w:t>
+      </w:r>
+    </w:p>
+    <w:p>
+      <w:pPr>
+        <w:jc w:val="center"/>
+        <w:rPr>
+          <w:rFonts w:hint="eastAsia"/>
+          <w:b/>
+          <w:bCs/>
+        </w:rPr>
+      </w:pPr>
+      <w:r>
+        <w:rPr>
+          <w:b/>
+          <w:bCs/>
+        </w:rPr>
+        <w:drawing>
+          <wp:inline distT="0" distB="0" distL="0" distR="0" wp14:anchorId="75F2D140" wp14:editId="4445E74E">
+            <wp:extent cx="4320000" cy="2337876"/>
+            <wp:effectExtent l="0" t="0" r="4445" b="5715"/>
+            <wp:docPr id="3" name="圖片 3"/>
+            <wp:cNvGraphicFramePr>
+              <a:graphicFrameLocks xmlns:a="http://schemas.openxmlformats.org/drawingml/2006/main" noChangeAspect="1"/>
+            </wp:cNvGraphicFramePr>
+            <a:graphic xmlns:a="http://schemas.openxmlformats.org/drawingml/2006/main">
+              <a:graphicData uri="http://schemas.openxmlformats.org/drawingml/2006/picture">
+                <pic:pic xmlns:pic="http://schemas.openxmlformats.org/drawingml/2006/picture">
+                  <pic:nvPicPr>
+                    <pic:cNvPr id="1" name=""/>
+                    <pic:cNvPicPr/>
+                  </pic:nvPicPr>
+                  <pic:blipFill>
+                    <a:blip r:embed="rId5"/>
+                    <a:stretch>
+                      <a:fillRect/>
+                    </a:stretch>
+                  </pic:blipFill>
+                  <pic:spPr>
+                    <a:xfrm>
+                      <a:off x="0" y="0"/>
+                      <a:ext cx="4320000" cy="2337876"/>
+                    </a:xfrm>
+                    <a:prstGeom prst="rect">
+                      <a:avLst/>
+                    </a:prstGeom>
+                  </pic:spPr>
+                </pic:pic>
+              </a:graphicData>
+            </a:graphic>
+          </wp:inline>
+        </w:drawing>
+      </w:r>
+      <w:r>
+        <w:rPr>
+          <w:b/>
+          <w:bCs/>
+        </w:rPr>
+        <w:drawing>
+          <wp:inline distT="0" distB="0" distL="0" distR="0" wp14:anchorId="48D72E71" wp14:editId="0578C3DE">
+            <wp:extent cx="4320000" cy="2786208"/>
+            <wp:effectExtent l="0" t="0" r="4445" b="0"/>
+            <wp:docPr id="4" name="圖片 4"/>
+            <wp:cNvGraphicFramePr>
+              <a:graphicFrameLocks xmlns:a="http://schemas.openxmlformats.org/drawingml/2006/main" noChangeAspect="1"/>
+            </wp:cNvGraphicFramePr>
+            <a:graphic xmlns:a="http://schemas.openxmlformats.org/drawingml/2006/main">
+              <a:graphicData uri="http://schemas.openxmlformats.org/drawingml/2006/picture">
+                <pic:pic xmlns:pic="http://schemas.openxmlformats.org/drawingml/2006/picture">
+                  <pic:nvPicPr>
+                    <pic:cNvPr id="1" name=""/>
+                    <pic:cNvPicPr/>
+                  </pic:nvPicPr>
+                  <pic:blipFill>
+                    <a:blip r:embed="rId6"/>
+                    <a:stretch>
+                      <a:fillRect/>
+                    </a:stretch>
+                  </pic:blipFill>
+                  <pic:spPr>
+                    <a:xfrm>
+                      <a:off x="0" y="0"/>
+                      <a:ext cx="4320000" cy="2786208"/>
+                    </a:xfrm>
+                    <a:prstGeom prst="rect">
+                      <a:avLst/>
+                    </a:prstGeom>
+                  </pic:spPr>
+                </pic:pic>
+              </a:graphicData>
+            </a:graphic>
+          </wp:inline>
+        </w:drawing>
+      </w:r>
+      <w:r>
+        <w:rPr>
+          <w:b/>
+          <w:bCs/>
+        </w:rPr>
+        <w:lastRenderedPageBreak/>
+        <w:drawing>
+          <wp:inline distT="0" distB="0" distL="0" distR="0" wp14:anchorId="1852E8A5" wp14:editId="30D1A43D">
+            <wp:extent cx="4320000" cy="3268346"/>
+            <wp:effectExtent l="0" t="0" r="4445" b="8255"/>
+            <wp:docPr id="5" name="圖片 5"/>
+            <wp:cNvGraphicFramePr>
+              <a:graphicFrameLocks xmlns:a="http://schemas.openxmlformats.org/drawingml/2006/main" noChangeAspect="1"/>
+            </wp:cNvGraphicFramePr>
+            <a:graphic xmlns:a="http://schemas.openxmlformats.org/drawingml/2006/main">
+              <a:graphicData uri="http://schemas.openxmlformats.org/drawingml/2006/picture">
+                <pic:pic xmlns:pic="http://schemas.openxmlformats.org/drawingml/2006/picture">
+                  <pic:nvPicPr>
+                    <pic:cNvPr id="1" name=""/>
+                    <pic:cNvPicPr/>
+                  </pic:nvPicPr>
+                  <pic:blipFill>
+                    <a:blip r:embed="rId7"/>
+                    <a:stretch>
+                      <a:fillRect/>
+                    </a:stretch>
+                  </pic:blipFill>
+                  <pic:spPr>
+                    <a:xfrm>
+                      <a:off x="0" y="0"/>
+                      <a:ext cx="4320000" cy="3268346"/>
+                    </a:xfrm>
+                    <a:prstGeom prst="rect">
+                      <a:avLst/>
+                    </a:prstGeom>
+                  </pic:spPr>
+                </pic:pic>
+              </a:graphicData>
+            </a:graphic>
+          </wp:inline>
+        </w:drawing>
+      </w:r>
+      <w:r>
+        <w:rPr>
+          <w:b/>
+          <w:bCs/>
+        </w:rPr>
+        <w:drawing>
+          <wp:inline distT="0" distB="0" distL="0" distR="0" wp14:anchorId="1A13DEFA" wp14:editId="330A7E26">
+            <wp:extent cx="4320000" cy="940352"/>
+            <wp:effectExtent l="0" t="0" r="4445" b="0"/>
+            <wp:docPr id="6" name="圖片 6"/>
+            <wp:cNvGraphicFramePr>
+              <a:graphicFrameLocks xmlns:a="http://schemas.openxmlformats.org/drawingml/2006/main" noChangeAspect="1"/>
+            </wp:cNvGraphicFramePr>
+            <a:graphic xmlns:a="http://schemas.openxmlformats.org/drawingml/2006/main">
+              <a:graphicData uri="http://schemas.openxmlformats.org/drawingml/2006/picture">
+                <pic:pic xmlns:pic="http://schemas.openxmlformats.org/drawingml/2006/picture">
+                  <pic:nvPicPr>
+                    <pic:cNvPr id="1" name=""/>
+                    <pic:cNvPicPr/>
+                  </pic:nvPicPr>
+                  <pic:blipFill>
+                    <a:blip r:embed="rId8"/>
+                    <a:stretch>
+                      <a:fillRect/>
+                    </a:stretch>
+                  </pic:blipFill>
+                  <pic:spPr>
+                    <a:xfrm>
+                      <a:off x="0" y="0"/>
+                      <a:ext cx="4320000" cy="940352"/>
+                    </a:xfrm>
+                    <a:prstGeom prst="rect">
+                      <a:avLst/>
+                    </a:prstGeom>
+                  </pic:spPr>
+                </pic:pic>
+              </a:graphicData>
+            </a:graphic>
+          </wp:inline>
+        </w:drawing>
+      </w:r>
+      <w:r>
+        <w:rPr>
+          <w:b/>
+          <w:bCs/>
+        </w:rPr>
+        <w:drawing>
+          <wp:inline distT="0" distB="0" distL="0" distR="0" wp14:anchorId="4C2BCB33" wp14:editId="52C3D6A9">
+            <wp:extent cx="4320000" cy="1630012"/>
+            <wp:effectExtent l="0" t="0" r="4445" b="8890"/>
+            <wp:docPr id="2" name="圖片 2"/>
+            <wp:cNvGraphicFramePr>
+              <a:graphicFrameLocks xmlns:a="http://schemas.openxmlformats.org/drawingml/2006/main" noChangeAspect="1"/>
+            </wp:cNvGraphicFramePr>
+            <a:graphic xmlns:a="http://schemas.openxmlformats.org/drawingml/2006/main">
+              <a:graphicData uri="http://schemas.openxmlformats.org/drawingml/2006/picture">
+                <pic:pic xmlns:pic="http://schemas.openxmlformats.org/drawingml/2006/picture">
+                  <pic:nvPicPr>
+                    <pic:cNvPr id="1" name=""/>
+                    <pic:cNvPicPr/>
+                  </pic:nvPicPr>
+                  <pic:blipFill>
+                    <a:blip r:embed="rId9"/>
+                    <a:stretch>
+                      <a:fillRect/>
+                    </a:stretch>
+                  </pic:blipFill>
+                  <pic:spPr>
+                    <a:xfrm>
+                      <a:off x="0" y="0"/>
+                      <a:ext cx="4320000" cy="1630012"/>
                     </a:xfrm>
                     <a:prstGeom prst="rect">
                       <a:avLst/>
